--- a/downloads/sheets/t14.docx
+++ b/downloads/sheets/t14.docx
@@ -29,7 +29,7 @@
     </w:p>
     <w:p>
       <w:r>
-        <w:t>confirm. The overview page says REST and also lists Web Services families. This lab does not assign a transport to each family.. last checked 2026-10.</w:t>
+        <w:t>confirm. The overview page says REST and also lists Web Services families. This lab does not assign a transport to each family. last checked 2026-10.</w:t>
       </w:r>
     </w:p>
     <w:p>
@@ -64,7 +64,7 @@
     </w:p>
     <w:p>
       <w:r>
-        <w:t>confirm. The 60-day call log window is from a community article dated 14 July 2026. Confirm the current window before you promise it.. last checked 2026-10.</w:t>
+        <w:t>confirm. The 60-day call log window is from a community article dated 14 July 2026. Confirm the current window before you promise it. last checked 2026-10.</w:t>
       </w:r>
     </w:p>
     <w:p>
